--- a/MedetAkhmetov_Paper/MedetAkhmetov_OverviewPaper_Final.docx
+++ b/MedetAkhmetov_Paper/MedetAkhmetov_OverviewPaper_Final.docx
@@ -23,7 +23,7 @@
           <w:rFonts w:ascii="Times New Roman" w:hAnsi="Times New Roman"/>
           <w:color w:val="000000"/>
         </w:rPr>
-        <w:t xml:space="preserve">Zhuldyz Basheyeva, Symbat Nurgaliyeva, and Medet Akhmetov</w:t>
+        <w:t xml:space="preserve">Zhuldyz Basheyeva, Medet Akhmetov, and Symbat Nurgaliyeva</w:t>
       </w:r>
     </w:p>
     <w:p>
